--- a/重复实验内容.docx
+++ b/重复实验内容.docx
@@ -33,14 +33,6 @@
       </w:r>
     </w:p>
     <w:p>
-      <w:pPr>
-        <w:rPr>
-          <w:rFonts w:hint="default"/>
-          <w:lang w:val="en-US" w:eastAsia="zh-CN"/>
-        </w:rPr>
-      </w:pPr>
-      <w:bookmarkStart w:id="0" w:name="_GoBack"/>
-      <w:bookmarkEnd w:id="0"/>
       <w:r>
         <w:drawing>
           <wp:inline distT="0" distB="0" distL="114300" distR="114300">
@@ -84,6 +76,351 @@
           </wp:inline>
         </w:drawing>
       </w:r>
+    </w:p>
+    <w:p/>
+    <w:p/>
+    <w:p/>
+    <w:p/>
+    <w:p/>
+    <w:p/>
+    <w:p>
+      <w:pPr>
+        <w:rPr>
+          <w:rFonts w:hint="eastAsia"/>
+          <w:lang w:val="en-US" w:eastAsia="zh-CN"/>
+        </w:rPr>
+      </w:pPr>
+      <w:r>
+        <w:rPr>
+          <w:rFonts w:hint="eastAsia"/>
+          <w:lang w:val="en-US" w:eastAsia="zh-CN"/>
+        </w:rPr>
+        <w:t>当我们需要在CPP中使用蓝图资产的时候，方法是</w:t>
+      </w:r>
+    </w:p>
+    <w:p>
+      <w:pPr>
+        <w:rPr>
+          <w:rFonts w:hint="eastAsia"/>
+          <w:lang w:val="en-US" w:eastAsia="zh-CN"/>
+        </w:rPr>
+      </w:pPr>
+      <w:r>
+        <w:rPr>
+          <w:rFonts w:hint="eastAsia"/>
+          <w:lang w:val="en-US" w:eastAsia="zh-CN"/>
+        </w:rPr>
+        <w:t>在C++类中声明一个变量，需要是EditAnywhere，他的初始化需要在这个类的蓝图子类的默认值中进行赋值</w:t>
+      </w:r>
+    </w:p>
+    <w:p>
+      <w:pPr>
+        <w:rPr>
+          <w:rFonts w:hint="default"/>
+          <w:lang w:val="en-US" w:eastAsia="zh-CN"/>
+        </w:rPr>
+      </w:pPr>
+      <w:r>
+        <w:rPr>
+          <w:rFonts w:hint="eastAsia"/>
+          <w:lang w:val="en-US" w:eastAsia="zh-CN"/>
+        </w:rPr>
+        <w:t>然后在C++中使用这个变量。我们需要使用check函数来检查是不是空值。</w:t>
+      </w:r>
+      <w:bookmarkStart w:id="0" w:name="_GoBack"/>
+      <w:bookmarkEnd w:id="0"/>
+    </w:p>
+    <w:p/>
+    <w:p/>
+    <w:p/>
+    <w:p/>
+    <w:p/>
+    <w:p/>
+    <w:p/>
+    <w:p/>
+    <w:p/>
+    <w:p/>
+    <w:p/>
+    <w:p/>
+    <w:p/>
+    <w:p/>
+    <w:p/>
+    <w:p/>
+    <w:p/>
+    <w:p/>
+    <w:p/>
+    <w:p/>
+    <w:p/>
+    <w:p/>
+    <w:p/>
+    <w:p/>
+    <w:p/>
+    <w:p/>
+    <w:p>
+      <w:pPr>
+        <w:rPr>
+          <w:rFonts w:hint="eastAsia"/>
+          <w:lang w:val="en-US" w:eastAsia="zh-CN"/>
+        </w:rPr>
+      </w:pPr>
+      <w:r>
+        <w:rPr>
+          <w:rFonts w:hint="eastAsia"/>
+          <w:lang w:val="en-US" w:eastAsia="zh-CN"/>
+        </w:rPr>
+        <w:t>Moba类，但是WASD移动</w:t>
+      </w:r>
+    </w:p>
+    <w:p>
+      <w:pPr>
+        <w:rPr>
+          <w:rFonts w:hint="eastAsia"/>
+          <w:lang w:val="en-US" w:eastAsia="zh-CN"/>
+        </w:rPr>
+      </w:pPr>
+      <w:r>
+        <w:rPr>
+          <w:rFonts w:hint="eastAsia"/>
+          <w:lang w:val="en-US" w:eastAsia="zh-CN"/>
+        </w:rPr>
+        <w:t>首先在PlayerController中</w:t>
+      </w:r>
+    </w:p>
+    <w:p>
+      <w:r>
+        <w:drawing>
+          <wp:inline distT="0" distB="0" distL="114300" distR="114300">
+            <wp:extent cx="5271135" cy="1885950"/>
+            <wp:effectExtent l="0" t="0" r="5715" b="0"/>
+            <wp:docPr id="2" name="图片 1"/>
+            <wp:cNvGraphicFramePr>
+              <a:graphicFrameLocks xmlns:a="http://schemas.openxmlformats.org/drawingml/2006/main" noChangeAspect="1"/>
+            </wp:cNvGraphicFramePr>
+            <a:graphic xmlns:a="http://schemas.openxmlformats.org/drawingml/2006/main">
+              <a:graphicData uri="http://schemas.openxmlformats.org/drawingml/2006/picture">
+                <pic:pic xmlns:pic="http://schemas.openxmlformats.org/drawingml/2006/picture">
+                  <pic:nvPicPr>
+                    <pic:cNvPr id="2" name="图片 1"/>
+                    <pic:cNvPicPr>
+                      <a:picLocks noChangeAspect="1"/>
+                    </pic:cNvPicPr>
+                  </pic:nvPicPr>
+                  <pic:blipFill>
+                    <a:blip r:embed="rId5"/>
+                    <a:stretch>
+                      <a:fillRect/>
+                    </a:stretch>
+                  </pic:blipFill>
+                  <pic:spPr>
+                    <a:xfrm>
+                      <a:off x="0" y="0"/>
+                      <a:ext cx="5271135" cy="1885950"/>
+                    </a:xfrm>
+                    <a:prstGeom prst="rect">
+                      <a:avLst/>
+                    </a:prstGeom>
+                    <a:noFill/>
+                    <a:ln>
+                      <a:noFill/>
+                    </a:ln>
+                  </pic:spPr>
+                </pic:pic>
+              </a:graphicData>
+            </a:graphic>
+          </wp:inline>
+        </w:drawing>
+      </w:r>
+    </w:p>
+    <w:p>
+      <w:pPr>
+        <w:rPr>
+          <w:rFonts w:hint="eastAsia"/>
+          <w:lang w:val="en-US" w:eastAsia="zh-CN"/>
+        </w:rPr>
+      </w:pPr>
+      <w:r>
+        <w:rPr>
+          <w:rFonts w:hint="eastAsia"/>
+          <w:lang w:val="en-US" w:eastAsia="zh-CN"/>
+        </w:rPr>
+        <w:t>然后在角色类中</w:t>
+      </w:r>
+    </w:p>
+    <w:p>
+      <w:pPr>
+        <w:rPr>
+          <w:rFonts w:hint="default"/>
+          <w:lang w:val="en-US" w:eastAsia="zh-CN"/>
+        </w:rPr>
+      </w:pPr>
+      <w:r>
+        <w:rPr>
+          <w:rFonts w:hint="eastAsia"/>
+          <w:lang w:val="en-US" w:eastAsia="zh-CN"/>
+        </w:rPr>
+        <w:t>首先AddMovementInput添加移动输入</w:t>
+      </w:r>
+    </w:p>
+    <w:p>
+      <w:pPr>
+        <w:rPr>
+          <w:rFonts w:hint="eastAsia"/>
+          <w:lang w:val="en-US" w:eastAsia="zh-CN"/>
+        </w:rPr>
+      </w:pPr>
+      <w:r>
+        <w:drawing>
+          <wp:inline distT="0" distB="0" distL="114300" distR="114300">
+            <wp:extent cx="2240280" cy="1582420"/>
+            <wp:effectExtent l="0" t="0" r="7620" b="8255"/>
+            <wp:docPr id="4" name="图片 3"/>
+            <wp:cNvGraphicFramePr>
+              <a:graphicFrameLocks xmlns:a="http://schemas.openxmlformats.org/drawingml/2006/main" noChangeAspect="1"/>
+            </wp:cNvGraphicFramePr>
+            <a:graphic xmlns:a="http://schemas.openxmlformats.org/drawingml/2006/main">
+              <a:graphicData uri="http://schemas.openxmlformats.org/drawingml/2006/picture">
+                <pic:pic xmlns:pic="http://schemas.openxmlformats.org/drawingml/2006/picture">
+                  <pic:nvPicPr>
+                    <pic:cNvPr id="4" name="图片 3"/>
+                    <pic:cNvPicPr>
+                      <a:picLocks noChangeAspect="1"/>
+                    </pic:cNvPicPr>
+                  </pic:nvPicPr>
+                  <pic:blipFill>
+                    <a:blip r:embed="rId6"/>
+                    <a:stretch>
+                      <a:fillRect/>
+                    </a:stretch>
+                  </pic:blipFill>
+                  <pic:spPr>
+                    <a:xfrm>
+                      <a:off x="0" y="0"/>
+                      <a:ext cx="2240280" cy="1582420"/>
+                    </a:xfrm>
+                    <a:prstGeom prst="rect">
+                      <a:avLst/>
+                    </a:prstGeom>
+                    <a:noFill/>
+                    <a:ln>
+                      <a:noFill/>
+                    </a:ln>
+                  </pic:spPr>
+                </pic:pic>
+              </a:graphicData>
+            </a:graphic>
+          </wp:inline>
+        </w:drawing>
+      </w:r>
+    </w:p>
+    <w:p>
+      <w:pPr>
+        <w:rPr>
+          <w:rFonts w:hint="default"/>
+          <w:lang w:val="en-US" w:eastAsia="zh-CN"/>
+        </w:rPr>
+      </w:pPr>
+      <w:r>
+        <w:rPr>
+          <w:rFonts w:hint="eastAsia"/>
+          <w:lang w:val="en-US" w:eastAsia="zh-CN"/>
+        </w:rPr>
+        <w:t>然后设置角色的移动摄像机，把根组件的“使用控制器旋转yaw”取消勾选，将弹簧臂的“继承yaw”取消勾选</w:t>
+      </w:r>
+    </w:p>
+    <w:p>
+      <w:pPr>
+        <w:rPr>
+          <w:rFonts w:hint="default"/>
+          <w:lang w:val="en-US" w:eastAsia="zh-CN"/>
+        </w:rPr>
+      </w:pPr>
+      <w:r>
+        <w:rPr>
+          <w:rFonts w:hint="eastAsia"/>
+          <w:lang w:val="en-US" w:eastAsia="zh-CN"/>
+        </w:rPr>
+        <w:t>处于保险，将Camera的“使用Pawn控制旋转”取消勾选。这个是用于后背锁定视角的第三人称，也就是将Pawn的Rotation的值赋值给Camera</w:t>
+      </w:r>
+    </w:p>
+    <w:p>
+      <w:pPr>
+        <w:rPr>
+          <w:rFonts w:hint="eastAsia"/>
+          <w:lang w:val="en-US" w:eastAsia="zh-CN"/>
+        </w:rPr>
+      </w:pPr>
+    </w:p>
+    <w:p>
+      <w:pPr>
+        <w:rPr>
+          <w:rFonts w:hint="eastAsia"/>
+          <w:lang w:val="en-US" w:eastAsia="zh-CN"/>
+        </w:rPr>
+      </w:pPr>
+    </w:p>
+    <w:p>
+      <w:pPr>
+        <w:rPr>
+          <w:rFonts w:hint="eastAsia"/>
+          <w:lang w:val="en-US" w:eastAsia="zh-CN"/>
+        </w:rPr>
+      </w:pPr>
+    </w:p>
+    <w:p>
+      <w:pPr>
+        <w:rPr>
+          <w:rFonts w:hint="eastAsia"/>
+          <w:lang w:val="en-US" w:eastAsia="zh-CN"/>
+        </w:rPr>
+      </w:pPr>
+    </w:p>
+    <w:p>
+      <w:pPr>
+        <w:rPr>
+          <w:rFonts w:hint="eastAsia"/>
+          <w:lang w:val="en-US" w:eastAsia="zh-CN"/>
+        </w:rPr>
+      </w:pPr>
+    </w:p>
+    <w:p>
+      <w:pPr>
+        <w:rPr>
+          <w:rFonts w:hint="eastAsia"/>
+          <w:lang w:val="en-US" w:eastAsia="zh-CN"/>
+        </w:rPr>
+      </w:pPr>
+    </w:p>
+    <w:p>
+      <w:pPr>
+        <w:rPr>
+          <w:rFonts w:hint="eastAsia"/>
+          <w:lang w:val="en-US" w:eastAsia="zh-CN"/>
+        </w:rPr>
+      </w:pPr>
+    </w:p>
+    <w:p>
+      <w:pPr>
+        <w:rPr>
+          <w:rFonts w:hint="eastAsia"/>
+          <w:lang w:val="en-US" w:eastAsia="zh-CN"/>
+        </w:rPr>
+      </w:pPr>
+    </w:p>
+    <w:p>
+      <w:pPr>
+        <w:rPr>
+          <w:rFonts w:hint="eastAsia"/>
+          <w:lang w:val="en-US" w:eastAsia="zh-CN"/>
+        </w:rPr>
+      </w:pPr>
+    </w:p>
+    <w:p>
+      <w:pPr>
+        <w:rPr>
+          <w:rFonts w:hint="default"/>
+          <w:lang w:val="en-US" w:eastAsia="zh-CN"/>
+        </w:rPr>
+      </w:pPr>
     </w:p>
     <w:sectPr>
       <w:pgSz w:w="11906" w:h="16838"/>
@@ -209,7 +546,7 @@
     <w:lsdException w:unhideWhenUsed="0" w:uiPriority="0" w:semiHidden="0" w:name="HTML Sample"/>
     <w:lsdException w:unhideWhenUsed="0" w:uiPriority="0" w:semiHidden="0" w:name="HTML Typewriter"/>
     <w:lsdException w:unhideWhenUsed="0" w:uiPriority="0" w:semiHidden="0" w:name="HTML Variable"/>
-    <w:lsdException w:unhideWhenUsed="0" w:uiPriority="0" w:name="Normal Table"/>
+    <w:lsdException w:qFormat="1" w:unhideWhenUsed="0" w:uiPriority="0" w:name="Normal Table"/>
     <w:lsdException w:unhideWhenUsed="0" w:uiPriority="0" w:semiHidden="0" w:name="annotation subject"/>
     <w:lsdException w:unhideWhenUsed="0" w:uiPriority="0" w:semiHidden="0" w:name="Table Simple 1"/>
     <w:lsdException w:unhideWhenUsed="0" w:uiPriority="0" w:semiHidden="0" w:name="Table Simple 2"/>
@@ -380,6 +717,7 @@
   <w:style w:type="table" w:default="1" w:styleId="2">
     <w:name w:val="Normal Table"/>
     <w:semiHidden/>
+    <w:qFormat/>
     <w:uiPriority w:val="0"/>
     <w:tblPr>
       <w:tblCellMar>

--- a/重复实验内容.docx
+++ b/重复实验内容.docx
@@ -20,10 +20,19 @@
     <w:p>
       <w:pPr>
         <w:rPr>
-          <w:rFonts w:hint="eastAsia"/>
-          <w:lang w:val="en-US" w:eastAsia="zh-CN"/>
-        </w:rPr>
-      </w:pPr>
+          <w:rFonts w:hint="default"/>
+          <w:lang w:val="en-US" w:eastAsia="zh-CN"/>
+        </w:rPr>
+      </w:pPr>
+      <w:r>
+        <w:rPr>
+          <w:rFonts w:hint="eastAsia"/>
+          <w:lang w:val="en-US" w:eastAsia="zh-CN"/>
+        </w:rPr>
+        <w:t>在TopDown视角下</w:t>
+      </w:r>
+    </w:p>
+    <w:p>
       <w:r>
         <w:rPr>
           <w:rFonts w:hint="eastAsia"/>
@@ -31,14 +40,16 @@
         </w:rPr>
         <w:t>当需要手柄右摇杆设置角色旋转朝向的时候</w:t>
       </w:r>
+      <w:bookmarkStart w:id="0" w:name="_GoBack"/>
+      <w:bookmarkEnd w:id="0"/>
     </w:p>
     <w:p>
       <w:r>
         <w:drawing>
           <wp:inline distT="0" distB="0" distL="114300" distR="114300">
-            <wp:extent cx="5270500" cy="1680845"/>
-            <wp:effectExtent l="0" t="0" r="6350" b="14605"/>
-            <wp:docPr id="1" name="图片 1"/>
+            <wp:extent cx="5269230" cy="1727835"/>
+            <wp:effectExtent l="0" t="0" r="7620" b="5715"/>
+            <wp:docPr id="5" name="图片 2"/>
             <wp:cNvGraphicFramePr>
               <a:graphicFrameLocks xmlns:a="http://schemas.openxmlformats.org/drawingml/2006/main" noChangeAspect="1"/>
             </wp:cNvGraphicFramePr>
@@ -46,7 +57,7 @@
               <a:graphicData uri="http://schemas.openxmlformats.org/drawingml/2006/picture">
                 <pic:pic xmlns:pic="http://schemas.openxmlformats.org/drawingml/2006/picture">
                   <pic:nvPicPr>
-                    <pic:cNvPr id="1" name="图片 1"/>
+                    <pic:cNvPr id="5" name="图片 2"/>
                     <pic:cNvPicPr>
                       <a:picLocks noChangeAspect="1"/>
                     </pic:cNvPicPr>
@@ -60,7 +71,7 @@
                   <pic:spPr>
                     <a:xfrm>
                       <a:off x="0" y="0"/>
-                      <a:ext cx="5270500" cy="1680845"/>
+                      <a:ext cx="5269230" cy="1727835"/>
                     </a:xfrm>
                     <a:prstGeom prst="rect">
                       <a:avLst/>
@@ -77,8 +88,66 @@
         </w:drawing>
       </w:r>
     </w:p>
-    <w:p/>
-    <w:p/>
+    <w:p>
+      <w:pPr>
+        <w:rPr>
+          <w:rFonts w:hint="default" w:eastAsiaTheme="minorEastAsia"/>
+          <w:lang w:val="en-US" w:eastAsia="zh-CN"/>
+        </w:rPr>
+      </w:pPr>
+      <w:r>
+        <w:rPr>
+          <w:rFonts w:hint="eastAsia"/>
+          <w:lang w:val="en-US" w:eastAsia="zh-CN"/>
+        </w:rPr>
+        <w:t>当需要手柄左摇杆进行移动的时候</w:t>
+      </w:r>
+    </w:p>
+    <w:p>
+      <w:r>
+        <w:drawing>
+          <wp:inline distT="0" distB="0" distL="114300" distR="114300">
+            <wp:extent cx="5263515" cy="875665"/>
+            <wp:effectExtent l="0" t="0" r="3810" b="635"/>
+            <wp:docPr id="3" name="图片 1"/>
+            <wp:cNvGraphicFramePr>
+              <a:graphicFrameLocks xmlns:a="http://schemas.openxmlformats.org/drawingml/2006/main" noChangeAspect="1"/>
+            </wp:cNvGraphicFramePr>
+            <a:graphic xmlns:a="http://schemas.openxmlformats.org/drawingml/2006/main">
+              <a:graphicData uri="http://schemas.openxmlformats.org/drawingml/2006/picture">
+                <pic:pic xmlns:pic="http://schemas.openxmlformats.org/drawingml/2006/picture">
+                  <pic:nvPicPr>
+                    <pic:cNvPr id="3" name="图片 1"/>
+                    <pic:cNvPicPr>
+                      <a:picLocks noChangeAspect="1"/>
+                    </pic:cNvPicPr>
+                  </pic:nvPicPr>
+                  <pic:blipFill>
+                    <a:blip r:embed="rId5"/>
+                    <a:stretch>
+                      <a:fillRect/>
+                    </a:stretch>
+                  </pic:blipFill>
+                  <pic:spPr>
+                    <a:xfrm>
+                      <a:off x="0" y="0"/>
+                      <a:ext cx="5263515" cy="875665"/>
+                    </a:xfrm>
+                    <a:prstGeom prst="rect">
+                      <a:avLst/>
+                    </a:prstGeom>
+                    <a:noFill/>
+                    <a:ln>
+                      <a:noFill/>
+                    </a:ln>
+                  </pic:spPr>
+                </pic:pic>
+              </a:graphicData>
+            </a:graphic>
+          </wp:inline>
+        </w:drawing>
+      </w:r>
+    </w:p>
     <w:p/>
     <w:p/>
     <w:p/>
@@ -127,8 +196,6 @@
         </w:rPr>
         <w:t>然后在C++中使用这个变量。我们需要使用check函数来检查是不是空值。</w:t>
       </w:r>
-      <w:bookmarkStart w:id="0" w:name="_GoBack"/>
-      <w:bookmarkEnd w:id="0"/>
     </w:p>
     <w:p/>
     <w:p/>
@@ -206,7 +273,7 @@
                     </pic:cNvPicPr>
                   </pic:nvPicPr>
                   <pic:blipFill>
-                    <a:blip r:embed="rId5"/>
+                    <a:blip r:embed="rId6"/>
                     <a:stretch>
                       <a:fillRect/>
                     </a:stretch>
@@ -287,7 +354,7 @@
                     </pic:cNvPicPr>
                   </pic:nvPicPr>
                   <pic:blipFill>
-                    <a:blip r:embed="rId6"/>
+                    <a:blip r:embed="rId7"/>
                     <a:stretch>
                       <a:fillRect/>
                     </a:stretch>
